--- a/src/templates/don-hoc-lai.docx
+++ b/src/templates/don-hoc-lai.docx
@@ -552,6 +552,13 @@
           <w:lang w:val="en-US"/>
         </w:rPr>
         <w:tab/>
+      </w:r>
+      <w:r>
+        <w:rPr>
+          <w:rFonts w:hint="default"/>
+          <w:spacing w:val="-2"/>
+          <w:lang w:val="en-US"/>
+        </w:rPr>
         <w:t xml:space="preserve"> </w:t>
       </w:r>
       <w:r>
@@ -710,6 +717,13 @@
           <w:lang w:val="en-US"/>
         </w:rPr>
         <w:tab/>
+      </w:r>
+      <w:r>
+        <w:rPr>
+          <w:rFonts w:hint="default"/>
+          <w:spacing w:val="-2"/>
+          <w:lang w:val="en-US"/>
+        </w:rPr>
         <w:t xml:space="preserve"> </w:t>
       </w:r>
       <w:r>
@@ -775,6 +789,13 @@
           <w:lang w:val="en-US"/>
         </w:rPr>
         <w:tab/>
+      </w:r>
+      <w:r>
+        <w:rPr>
+          <w:rFonts w:hint="default"/>
+          <w:spacing w:val="-2"/>
+          <w:lang w:val="en-US"/>
+        </w:rPr>
         <w:t xml:space="preserve"> </w:t>
       </w:r>
       <w:r>
@@ -1822,6 +1843,7 @@
               <w:jc w:val="center"/>
               <w:rPr>
                 <w:b/>
+                <w:spacing w:val="-5"/>
                 <w:sz w:val="26"/>
               </w:rPr>
             </w:pPr>
@@ -1863,8 +1885,112 @@
               </w:rPr>
               <w:t>đơn</w:t>
             </w:r>
-            <w:bookmarkStart w:id="0" w:name="_GoBack"/>
-            <w:bookmarkEnd w:id="0"/>
+          </w:p>
+          <w:p>
+            <w:pPr>
+              <w:pStyle w:val="8"/>
+              <w:ind w:left="385" w:right="40"/>
+              <w:jc w:val="center"/>
+              <w:rPr>
+                <w:b/>
+                <w:spacing w:val="-5"/>
+                <w:sz w:val="26"/>
+              </w:rPr>
+            </w:pPr>
+          </w:p>
+          <w:p>
+            <w:pPr>
+              <w:pStyle w:val="8"/>
+              <w:ind w:left="385" w:right="40"/>
+              <w:jc w:val="center"/>
+              <w:rPr>
+                <w:rFonts w:hint="default"/>
+                <w:b/>
+                <w:spacing w:val="-5"/>
+                <w:sz w:val="26"/>
+                <w:lang w:val="vi-VN"/>
+              </w:rPr>
+            </w:pPr>
+            <w:r>
+              <w:rPr>
+                <w:rFonts w:hint="default"/>
+                <w:b/>
+                <w:spacing w:val="-5"/>
+                <w:sz w:val="26"/>
+                <w:lang w:val="en-US"/>
+              </w:rPr>
+              <w:t>{</w:t>
+            </w:r>
+            <w:r>
+              <w:rPr>
+                <w:rFonts w:hint="default"/>
+                <w:b/>
+                <w:spacing w:val="-5"/>
+                <w:sz w:val="26"/>
+                <w:lang w:val="vi-VN"/>
+              </w:rPr>
+              <w:t>%</w:t>
+            </w:r>
+            <w:r>
+              <w:rPr>
+                <w:rFonts w:hint="default"/>
+                <w:b/>
+                <w:spacing w:val="-5"/>
+                <w:sz w:val="26"/>
+                <w:lang w:val="en-US"/>
+              </w:rPr>
+              <w:t>ANH_THE}</w:t>
+            </w:r>
+          </w:p>
+          <w:p>
+            <w:pPr>
+              <w:pStyle w:val="8"/>
+              <w:ind w:left="385" w:right="40"/>
+              <w:jc w:val="center"/>
+              <w:rPr>
+                <w:b/>
+                <w:spacing w:val="-5"/>
+                <w:sz w:val="26"/>
+              </w:rPr>
+            </w:pPr>
+          </w:p>
+          <w:p>
+            <w:pPr>
+              <w:pStyle w:val="8"/>
+              <w:ind w:left="385" w:right="40"/>
+              <w:jc w:val="center"/>
+              <w:rPr>
+                <w:b w:val="0"/>
+                <w:bCs/>
+                <w:spacing w:val="-5"/>
+                <w:sz w:val="26"/>
+              </w:rPr>
+            </w:pPr>
+            <w:r>
+              <w:rPr>
+                <w:rFonts w:hint="default"/>
+                <w:b w:val="0"/>
+                <w:bCs/>
+                <w:spacing w:val="-5"/>
+                <w:sz w:val="26"/>
+                <w:lang w:val="vi-VN"/>
+              </w:rPr>
+              <w:t>{HO_TEN}</w:t>
+            </w:r>
+          </w:p>
+          <w:p>
+            <w:pPr>
+              <w:pStyle w:val="8"/>
+              <w:ind w:left="385" w:right="40"/>
+              <w:jc w:val="center"/>
+              <w:rPr>
+                <w:rFonts w:hint="default"/>
+                <w:b/>
+                <w:spacing w:val="-5"/>
+                <w:sz w:val="26"/>
+                <w:lang w:val="vi-VN"/>
+              </w:rPr>
+            </w:pPr>
           </w:p>
         </w:tc>
       </w:tr>
@@ -2150,7 +2276,10 @@
         </w:tc>
       </w:tr>
     </w:tbl>
-    <w:p/>
+    <w:p>
+      <w:bookmarkStart w:id="0" w:name="_GoBack"/>
+      <w:bookmarkEnd w:id="0"/>
+    </w:p>
     <w:sectPr>
       <w:type w:val="continuous"/>
       <w:pgSz w:w="11910" w:h="16840"/>
@@ -2287,7 +2416,7 @@
     <w:lsdException w:qFormat="1" w:unhideWhenUsed="0" w:uiPriority="1" w:semiHidden="0" w:name="Title"/>
     <w:lsdException w:unhideWhenUsed="0" w:uiPriority="0" w:semiHidden="0" w:name="Closing"/>
     <w:lsdException w:unhideWhenUsed="0" w:uiPriority="0" w:semiHidden="0" w:name="Signature"/>
-    <w:lsdException w:uiPriority="1" w:name="Default Paragraph Font"/>
+    <w:lsdException w:qFormat="1" w:uiPriority="1" w:name="Default Paragraph Font"/>
     <w:lsdException w:qFormat="1" w:unhideWhenUsed="0" w:uiPriority="1" w:semiHidden="0" w:name="Body Text"/>
     <w:lsdException w:unhideWhenUsed="0" w:uiPriority="0" w:semiHidden="0" w:name="Body Text Indent"/>
     <w:lsdException w:unhideWhenUsed="0" w:uiPriority="0" w:semiHidden="0" w:name="List Continue"/>
@@ -2495,6 +2624,7 @@
     <w:name w:val="Default Paragraph Font"/>
     <w:semiHidden/>
     <w:unhideWhenUsed/>
+    <w:qFormat/>
     <w:uiPriority w:val="1"/>
   </w:style>
   <w:style w:type="table" w:default="1" w:styleId="3">
